--- a/docs/Protein-user.docx
+++ b/docs/Protein-user.docx
@@ -449,7 +449,7 @@
     </w:p>
     <w:p>
       <w:r>
-        <w:t xml:space="preserve">Open 1 Construct. The left column lists the proteins on the panel. Select one to return to the Protein tab on that draft. The center is Level 1.</w:t>
+        <w:t xml:space="preserve">Open 1 Construct. The left column lists the proteins on the panel, then the same Color, Fluorescence, and DNA selection choices used for an antibody construct. Select a protein to return to the Protein tab on that draft. The center is Level 1.</w:t>
       </w:r>
     </w:p>
     <w:p>
@@ -696,7 +696,7 @@
         </w:numPr>
       </w:pPr>
       <w:r>
-        <w:t xml:space="preserve">Register constructs stores the panel with this expression choice. It stays off until a target class, an expression system, a codon table, a codon strategy, and transient or stable are all set, and until at least one protein is on the panel. Hover the button to see what is still missing. The same proteins with the same expression choice stay Registered and are not stored twice.</w:t>
+        <w:t xml:space="preserve">Register constructs appears on the Construct tab once a protein is on the cloning panel. It stays off the Protein and Expression tabs. On Construct it stays disabled until a target class, an expression system, a codon table, a codon strategy, and transient or stable are all set. Hover the button to see what is still missing. The same proteins with the same expression choice stay Registered and are not stored twice.</w:t>
       </w:r>
     </w:p>
     <w:p>
@@ -847,7 +847,7 @@
         </w:numPr>
       </w:pPr>
       <w:r>
-        <w:t xml:space="preserve">On Construct, choose one co-transfection or one plasmid per protein.</w:t>
+        <w:t xml:space="preserve">On Construct, choose one co-transfection or one plasmid per protein, then register the constructs.</w:t>
       </w:r>
     </w:p>
     <w:p>
@@ -871,7 +871,7 @@
         </w:numPr>
       </w:pPr>
       <w:r>
-        <w:t xml:space="preserve">In the Viewer, publish the recipe or copy the GaaL job, then register the constructs.</w:t>
+        <w:t xml:space="preserve">In the Viewer, publish the recipe or copy the GaaL job.</w:t>
       </w:r>
     </w:p>
     <w:sectPr>

--- a/docs/Protein-user.docx
+++ b/docs/Protein-user.docx
@@ -348,7 +348,7 @@
         </w:numPr>
       </w:pPr>
       <w:r>
-        <w:t xml:space="preserve">Linear keeps the sequence on one scrolling row. Wrap fits each row to the width of the viewer and numbers the first residue of each row.</w:t>
+        <w:t xml:space="preserve">A map above the residues draws every annotation across the whole sequence, fitted to the panel. Linear keeps the residues on one scrolling row, so click a bar in the map to bring that part of the sequence into view. Wrap fits each row to the width of the viewer and numbers the first residue of each row.</w:t>
       </w:r>
     </w:p>
     <w:p>
@@ -377,7 +377,7 @@
     </w:p>
     <w:p>
       <w:r>
-        <w:t xml:space="preserve">A UniProt import includes the chain plus the features on that entry, such as a signal, peptides, a propeptide, disulfide bonds, helices, strands, turns, and natural variants. A search you saved before features were imported shows the chain bar until you search that entry again.</w:t>
+        <w:t xml:space="preserve">A UniProt import includes the chain plus every feature on that entry: signal, transit and propeptide, chain and peptide, domains and repeats, sites, disulfide bonds and other links, modifications, variants and conflicts, mutagenesis, secondary structure, sequence uncertainty, and non-adjacent residues. A natural variant is named by its substitution, such as R to C, with the UniProt description kept as the note. A search you saved before features were imported shows the chain bar until you search that entry again.</w:t>
       </w:r>
     </w:p>
     <w:p>

--- a/docs/Protein-user.docx
+++ b/docs/Protein-user.docx
@@ -336,7 +336,7 @@
         </w:numPr>
       </w:pPr>
       <w:r>
-        <w:t xml:space="preserve">Annotations shows or hides every bar at once. The list of annotations stays. Uncheck one annotation to hide that bar and leave the others. Overlapping spans stack in separate lanes, so a long feature list remains readable.</w:t>
+        <w:t xml:space="preserve">Annotations and Tracks sits to the right of the sequence. Show annotations turns every bar on or off. Each annotation type has its own checkbox. Unchecking a type hides it and leaves the annotations on the sequence. Previous and Next move along the annotations of that type. Highlight name or note marks matching annotations on the sequence. The list under the sequence still has one checkbox per annotation.</w:t>
       </w:r>
     </w:p>
     <w:p>

--- a/docs/Protein-user.docx
+++ b/docs/Protein-user.docx
@@ -336,7 +336,7 @@
         </w:numPr>
       </w:pPr>
       <w:r>
-        <w:t xml:space="preserve">Annotations and Tracks sits to the right of the sequence. Show annotations turns every bar on or off. Each annotation type has its own checkbox. Unchecking a type hides it and leaves the annotations on the sequence. Previous and Next move along the annotations of that type. Highlight name or note marks matching annotations on the sequence. The list under the sequence still has one checkbox per annotation.</w:t>
+        <w:t xml:space="preserve">Annotations and Tracks sits to the right of the sequence. Show annotations turns every bar on or off. Every feature type on the UniProt entry is listed, with its feature-table code and its name, such as COMPBIAS · Compositional bias, CONFLICT · Sequence conflict, MOD_RES · Modified residue, REGION · Region, and ZN_FING · Zinc finger. Unchecking a type hides it and leaves the annotations on the sequence. Previous and Next move along the annotations of that type. Highlight name or note marks matching annotations on the sequence. The list under the sequence still has one checkbox per annotation.</w:t>
       </w:r>
     </w:p>
     <w:p>

--- a/docs/Protein-user.docx
+++ b/docs/Protein-user.docx
@@ -287,7 +287,7 @@
     </w:p>
     <w:p>
       <w:r>
-        <w:t xml:space="preserve">Select a hit to copy it onto the draft. Insulin, for example, arrives as accession P01308, entry INS_HUMAN, gene INS, organism Homo sapiens, and its amino-acid sequence, together with the features UniProt records for that entry. Delete the draft from the left column when you no longer need it.</w:t>
+        <w:t xml:space="preserve">One UniProt hit is copied onto the draft when you click Search, and its accession, metadata, and sequence appear under the draft fields. When several hits are listed, select the one to copy. Insulin, for example, arrives as accession P01308, entry INS_HUMAN, gene INS, organism Homo sapiens, and its amino-acid sequence, together with the features UniProt records for that entry. Delete the draft from the left column when you no longer need it.</w:t>
       </w:r>
     </w:p>
     <w:p>
